--- a/сети/Лабораторная работа 8/лабораторная_8.docx
+++ b/сети/Лабораторная работа 8/лабораторная_8.docx
@@ -75,7 +75,25 @@
           <w:color w:val="000000"/>
           <w:spacing w:val="100"/>
         </w:rPr>
-        <w:t>(НИУ «БелГУ»)</w:t>
+        <w:t>(НИУ «</w:t>
+      </w:r>
+      <w:proofErr w:type="spellStart"/>
+      <w:r>
+        <w:rPr>
+          <w:b/>
+          <w:color w:val="000000"/>
+          <w:spacing w:val="100"/>
+        </w:rPr>
+        <w:t>БелГУ</w:t>
+      </w:r>
+      <w:proofErr w:type="spellEnd"/>
+      <w:r>
+        <w:rPr>
+          <w:b/>
+          <w:color w:val="000000"/>
+          <w:spacing w:val="100"/>
+        </w:rPr>
+        <w:t>»)</w:t>
       </w:r>
     </w:p>
     <w:p>
@@ -400,12 +418,21 @@
         </w:rPr>
       </w:pPr>
       <w:hyperlink r:id="rId7" w:tooltip="Расписание преподавателя" w:history="1">
+        <w:proofErr w:type="spellStart"/>
         <w:r>
           <w:rPr>
             <w:sz w:val="28"/>
             <w:szCs w:val="28"/>
           </w:rPr>
-          <w:t>Морсаков И О</w:t>
+          <w:t>Морсаков</w:t>
+        </w:r>
+        <w:proofErr w:type="spellEnd"/>
+        <w:r>
+          <w:rPr>
+            <w:sz w:val="28"/>
+            <w:szCs w:val="28"/>
+          </w:rPr>
+          <w:t xml:space="preserve"> И О</w:t>
         </w:r>
       </w:hyperlink>
       <w:r>
@@ -683,13 +710,7 @@
         <w:rPr>
           <w:sz w:val="28"/>
         </w:rPr>
-        <w:t xml:space="preserve">получить начальные навыки </w:t>
-      </w:r>
-      <w:r>
-        <w:rPr>
-          <w:sz w:val="28"/>
-        </w:rPr>
-        <w:t>построения и конфигурирования локальной сети.</w:t>
+        <w:t>получить начальные навыки построения и конфигурирования локальной сети.</w:t>
       </w:r>
     </w:p>
     <w:p>
@@ -724,7 +745,35 @@
         <w:rPr>
           <w:sz w:val="28"/>
         </w:rPr>
-        <w:t xml:space="preserve">обрать модель сети в Packet Tracer, сконфигурировать сетевые интерфейсы узлов и службы серверов для успешного прохождения теста связности сети. Протестировать всю сеть на предмет ее связности с помощью утилиты ping командной строки. Продемонстрировать связность сети </w:t>
+        <w:t xml:space="preserve">обрать модель сети в Packet </w:t>
+      </w:r>
+      <w:proofErr w:type="spellStart"/>
+      <w:r>
+        <w:rPr>
+          <w:sz w:val="28"/>
+        </w:rPr>
+        <w:t>Tracer</w:t>
+      </w:r>
+      <w:proofErr w:type="spellEnd"/>
+      <w:r>
+        <w:rPr>
+          <w:sz w:val="28"/>
+        </w:rPr>
+        <w:t xml:space="preserve">, сконфигурировать сетевые интерфейсы узлов и службы серверов для успешного прохождения теста связности сети. Протестировать всю сеть на предмет ее связности с помощью утилиты </w:t>
+      </w:r>
+      <w:proofErr w:type="spellStart"/>
+      <w:r>
+        <w:rPr>
+          <w:sz w:val="28"/>
+        </w:rPr>
+        <w:t>ping</w:t>
+      </w:r>
+      <w:proofErr w:type="spellEnd"/>
+      <w:r>
+        <w:rPr>
+          <w:sz w:val="28"/>
+        </w:rPr>
+        <w:t xml:space="preserve"> командной строки. Продемонстрировать связность сети </w:t>
       </w:r>
     </w:p>
     <w:p>
@@ -766,19 +815,7 @@
         <w:rPr>
           <w:sz w:val="28"/>
         </w:rPr>
-        <w:t xml:space="preserve">Подключить еще один компьютер непосредственно к </w:t>
-      </w:r>
-      <w:r>
-        <w:rPr>
-          <w:sz w:val="28"/>
-        </w:rPr>
-        <w:t>интернет-серверу</w:t>
-      </w:r>
-      <w:r>
-        <w:rPr>
-          <w:sz w:val="28"/>
-        </w:rPr>
-        <w:t>, сконфигурировать его так, чтобы пользователь этого компьютера смог просмотреть содержимое веб-сайта организации.</w:t>
+        <w:t>Подключить еще один компьютер непосредственно к интернет-серверу, сконфигурировать его так, чтобы пользователь этого компьютера смог просмотреть содержимое веб-сайта организации.</w:t>
       </w:r>
     </w:p>
     <w:p>
@@ -825,7 +862,7 @@
             <v:path o:extrusionok="f" gradientshapeok="t" o:connecttype="rect"/>
             <o:lock v:ext="edit" aspectratio="t"/>
           </v:shapetype>
-          <v:shape id="Picture 1" o:spid="_x0000_i1030" type="#_x0000_t75" style="width:292.5pt;height:210pt;visibility:visible;mso-wrap-style:square">
+          <v:shape id="Picture 1" o:spid="_x0000_i1025" type="#_x0000_t75" style="width:292.45pt;height:210.05pt;visibility:visible;mso-wrap-style:square">
             <v:imagedata r:id="rId8" o:title=""/>
           </v:shape>
         </w:pict>
@@ -879,19 +916,19 @@
         <w:rPr>
           <w:sz w:val="28"/>
         </w:rPr>
-        <w:t xml:space="preserve">Выбрана древовидная топология. В каждом отделе устройства соединены звездой с коммутатором Cisco 2950-24. Четыре коммутатора </w:t>
-      </w:r>
-      <w:r>
-        <w:rPr>
-          <w:sz w:val="28"/>
-        </w:rPr>
-        <w:t>отделов подключены к корневому Switch4, который объединяет отделы, сервер Server0 и маршрутизатор 1841. Такая структура упрощает расширение сети и поиск неисправностей; отказ отдельного кабеля отключает только соответствующее устройство. Отказ корневого ко</w:t>
-      </w:r>
-      <w:r>
-        <w:rPr>
-          <w:sz w:val="28"/>
-        </w:rPr>
-        <w:t>ммутатора нарушает связь между отделами.</w:t>
+        <w:t>Выбрана древовидная топология. В каждом отделе устройства соединены звездой с коммутатором Cisco 2950-24. Четыре коммутатора отделов подключены к корневому Switch4, который объединяет отделы, сервер Server0 и маршрутизатор 1841. Такая структура упрощает расширение сети и поиск неисправностей</w:t>
+      </w:r>
+      <w:r>
+        <w:rPr>
+          <w:sz w:val="28"/>
+        </w:rPr>
+        <w:t>,</w:t>
+      </w:r>
+      <w:r>
+        <w:rPr>
+          <w:sz w:val="28"/>
+        </w:rPr>
+        <w:t xml:space="preserve"> отказ отдельного кабеля отключает только соответствующее устройство. Отказ корневого коммутатора нарушает связь между отделами.</w:t>
       </w:r>
     </w:p>
     <w:p>
@@ -904,13 +941,7 @@
           <w:sz w:val="28"/>
         </w:rPr>
         <w:lastRenderedPageBreak/>
-        <w:t>Во внутренней сети используются PC0–PC11 и Printer0–Printer3. Server0 хранит сайт организации. Маршрутизатор «Блинов К.И» соединяет внутреннюю и внешнюю подсети. Server1 предоставляет HTTP и DNS. Для подключения доп</w:t>
-      </w:r>
-      <w:r>
-        <w:rPr>
-          <w:sz w:val="28"/>
-        </w:rPr>
-        <w:t>олнительного PC12 во внешней подсети добавлен Switch5: к нему подключены Server1, PC12 и внешний порт шлюза. Это позволяет сохранить доступ к серверу при наличии у него одного Ethernet-порта.</w:t>
+        <w:t>Во внутренней сети используются PC0–PC11 и Printer0–Printer3. Server0 хранит сайт организации. Маршрутизатор «Блинов К.И» соединяет внутреннюю и внешнюю подсети. Server1 предоставляет HTTP и DNS. Для подключения дополнительного PC12 во внешней подсети добавлен Switch5: к нему подключены Server1, PC12 и внешний порт шлюза. Это позволяет сохранить доступ к серверу при наличии у него одного Ethernet-порта.</w:t>
       </w:r>
     </w:p>
     <w:p>
@@ -925,13 +956,19 @@
         <w:rPr>
           <w:sz w:val="28"/>
         </w:rPr>
-        <w:t xml:space="preserve">Конечные устройства подключены к коммутаторам прямыми кабелями, </w:t>
-      </w:r>
-      <w:r>
-        <w:rPr>
-          <w:sz w:val="28"/>
-        </w:rPr>
-        <w:t>соединения между коммутаторами выполнены кроссовыми кабелями. Локальная сеть отделов использует одну IP-подсеть; внешний сегмент выделен в другую подсеть.</w:t>
+        <w:t>Конечные устройства подключены к коммутаторам прямыми кабелями, соединения между коммутаторами выполнены кроссовыми кабелями. Локальная сеть отделов использует одну IP-подсеть</w:t>
+      </w:r>
+      <w:r>
+        <w:rPr>
+          <w:sz w:val="28"/>
+        </w:rPr>
+        <w:t>,</w:t>
+      </w:r>
+      <w:r>
+        <w:rPr>
+          <w:sz w:val="28"/>
+        </w:rPr>
+        <w:t xml:space="preserve"> внешний сегмент выделен в другую подсеть.</w:t>
       </w:r>
     </w:p>
     <w:p>
@@ -1135,13 +1172,7 @@
               <w:rPr>
                 <w:sz w:val="22"/>
               </w:rPr>
-              <w:t xml:space="preserve">Шлюз </w:t>
-            </w:r>
-            <w:r>
-              <w:rPr>
-                <w:sz w:val="22"/>
-              </w:rPr>
-              <w:t>Fa0/1</w:t>
+              <w:t>Шлюз Fa0/1</w:t>
             </w:r>
           </w:p>
         </w:tc>
@@ -2546,19 +2577,19 @@
         <w:rPr>
           <w:sz w:val="24"/>
         </w:rPr>
-        <w:t xml:space="preserve">PC0–PC11 получают настройки от </w:t>
+        <w:t>PC0–PC11 получают настройки от DHCP-службы Server0: диапазон 192.168.10.10–192.168.10.21, маска 255.255.255.0, шлюз 192.168.10.1, DNS 192.168.20.2. Серверы, принтеры и внешний PC12 имеют статические адреса. Коммутаторы работают на канальном уровне</w:t>
       </w:r>
       <w:r>
         <w:rPr>
           <w:sz w:val="24"/>
         </w:rPr>
-        <w:t>DHCP-службы Server0: диапазон 192.168.10.10–192.168.10.21, маска 255.255.255.0, шлюз 192.168.10.1, DNS 192.168.20.2. Серверы, принтеры и внешний PC12 имеют статические адреса. Коммутаторы работают на канальном уровне; IP-адреса управления для передачи поль</w:t>
+        <w:t>,</w:t>
       </w:r>
       <w:r>
         <w:rPr>
           <w:sz w:val="24"/>
         </w:rPr>
-        <w:t>зовательского трафика им не требуются.</w:t>
+        <w:t xml:space="preserve"> IP-адреса управления для передачи пользовательского трафика им не требуются.</w:t>
       </w:r>
     </w:p>
     <w:p>
@@ -2606,9 +2637,23 @@
       <w:r>
         <w:rPr>
           <w:sz w:val="28"/>
+        </w:rPr>
+        <w:t xml:space="preserve"> </w:t>
+      </w:r>
+      <w:proofErr w:type="spellStart"/>
+      <w:r>
+        <w:rPr>
+          <w:sz w:val="28"/>
           <w:lang w:val="en-US"/>
         </w:rPr>
-        <w:t xml:space="preserve"> FastEthernet0/0 </w:t>
+        <w:t>FastEthernet</w:t>
+      </w:r>
+      <w:proofErr w:type="spellEnd"/>
+      <w:r>
+        <w:rPr>
+          <w:sz w:val="28"/>
+        </w:rPr>
+        <w:t xml:space="preserve">0/0 </w:t>
       </w:r>
       <w:r>
         <w:rPr>
@@ -2619,41 +2664,109 @@
       <w:r>
         <w:rPr>
           <w:sz w:val="28"/>
+        </w:rPr>
+        <w:t xml:space="preserve"> </w:t>
+      </w:r>
+      <w:r>
+        <w:rPr>
+          <w:sz w:val="28"/>
+        </w:rPr>
+        <w:t>адрес</w:t>
+      </w:r>
+      <w:r>
+        <w:rPr>
+          <w:sz w:val="28"/>
+        </w:rPr>
+        <w:t xml:space="preserve"> 192.168.10.1/24, </w:t>
+      </w:r>
+      <w:r>
+        <w:rPr>
+          <w:sz w:val="28"/>
+        </w:rPr>
+        <w:t>на</w:t>
+      </w:r>
+      <w:r>
+        <w:rPr>
+          <w:sz w:val="28"/>
+        </w:rPr>
+        <w:t xml:space="preserve"> </w:t>
+      </w:r>
+      <w:proofErr w:type="spellStart"/>
+      <w:r>
+        <w:rPr>
+          <w:sz w:val="28"/>
           <w:lang w:val="en-US"/>
         </w:rPr>
+        <w:t>FastEthernet</w:t>
+      </w:r>
+      <w:proofErr w:type="spellEnd"/>
+      <w:r>
+        <w:rPr>
+          <w:sz w:val="28"/>
+        </w:rPr>
+        <w:t xml:space="preserve">0/1 – 192.168.20.1/24. </w:t>
+      </w:r>
+      <w:r>
+        <w:rPr>
+          <w:sz w:val="28"/>
+        </w:rPr>
+        <w:t xml:space="preserve">Оба интерфейса включены командой </w:t>
+      </w:r>
+      <w:proofErr w:type="spellStart"/>
+      <w:r>
+        <w:rPr>
+          <w:sz w:val="28"/>
+        </w:rPr>
+        <w:t>no</w:t>
+      </w:r>
+      <w:proofErr w:type="spellEnd"/>
+      <w:r>
+        <w:rPr>
+          <w:sz w:val="28"/>
+        </w:rPr>
         <w:t xml:space="preserve"> </w:t>
       </w:r>
-      <w:r>
-        <w:rPr>
-          <w:sz w:val="28"/>
-        </w:rPr>
-        <w:t>адрес</w:t>
-      </w:r>
-      <w:r>
-        <w:rPr>
-          <w:sz w:val="28"/>
-          <w:lang w:val="en-US"/>
-        </w:rPr>
-        <w:t xml:space="preserve"> 192.168.10.1/24, </w:t>
-      </w:r>
-      <w:r>
-        <w:rPr>
-          <w:sz w:val="28"/>
-        </w:rPr>
-        <w:t>на</w:t>
-      </w:r>
-      <w:r>
-        <w:rPr>
-          <w:sz w:val="28"/>
-          <w:lang w:val="en-US"/>
-        </w:rPr>
-        <w:t xml:space="preserve"> FastEthernet0/1 – 192.168.20.1/24. </w:t>
-      </w:r>
-      <w:r>
-        <w:rPr>
-          <w:sz w:val="28"/>
-        </w:rPr>
-        <w:t>Оба интерфейса включены командой no shutdown. Конфигурация сохранена командой write memory.</w:t>
+      <w:proofErr w:type="spellStart"/>
+      <w:r>
+        <w:rPr>
+          <w:sz w:val="28"/>
+        </w:rPr>
+        <w:t>shutdown</w:t>
+      </w:r>
+      <w:proofErr w:type="spellEnd"/>
+      <w:r>
+        <w:rPr>
+          <w:sz w:val="28"/>
+        </w:rPr>
+        <w:t xml:space="preserve">. Конфигурация сохранена командой </w:t>
+      </w:r>
+      <w:proofErr w:type="spellStart"/>
+      <w:r>
+        <w:rPr>
+          <w:sz w:val="28"/>
+        </w:rPr>
+        <w:t>write</w:t>
+      </w:r>
+      <w:proofErr w:type="spellEnd"/>
+      <w:r>
+        <w:rPr>
+          <w:sz w:val="28"/>
+        </w:rPr>
+        <w:t xml:space="preserve"> </w:t>
+      </w:r>
+      <w:proofErr w:type="spellStart"/>
+      <w:r>
+        <w:rPr>
+          <w:sz w:val="28"/>
+        </w:rPr>
+        <w:t>memory</w:t>
+      </w:r>
+      <w:proofErr w:type="spellEnd"/>
+      <w:r>
+        <w:rPr>
+          <w:sz w:val="28"/>
+        </w:rPr>
+        <w:t>.</w:t>
       </w:r>
     </w:p>
     <w:p>
@@ -2673,7 +2786,7 @@
           <w:noProof/>
         </w:rPr>
         <w:pict w14:anchorId="6A165318">
-          <v:shape id="Picture 2" o:spid="_x0000_i1029" type="#_x0000_t75" style="width:425.25pt;height:340.5pt;visibility:visible;mso-wrap-style:square">
+          <v:shape id="Picture 2" o:spid="_x0000_i1026" type="#_x0000_t75" style="width:425.3pt;height:340.7pt;visibility:visible;mso-wrap-style:square">
             <v:imagedata r:id="rId9" o:title=""/>
           </v:shape>
         </w:pict>
@@ -2691,13 +2804,7 @@
         <w:rPr>
           <w:sz w:val="24"/>
         </w:rPr>
-        <w:t>Рисунок 2 – Адр</w:t>
-      </w:r>
-      <w:r>
-        <w:rPr>
-          <w:sz w:val="24"/>
-        </w:rPr>
-        <w:t>еса и состояние интерфейсов шлюза</w:t>
+        <w:t>Рисунок 2 – Адреса и состояние интерфейсов шлюза</w:t>
       </w:r>
     </w:p>
     <w:p>
@@ -2771,12 +2878,28 @@
             <w:pPr>
               <w:spacing w:after="60"/>
             </w:pPr>
-            <w:r>
-              <w:rPr>
-                <w:sz w:val="22"/>
-              </w:rPr>
-              <w:t>router rip</w:t>
-            </w:r>
+            <w:proofErr w:type="spellStart"/>
+            <w:r>
+              <w:rPr>
+                <w:sz w:val="22"/>
+              </w:rPr>
+              <w:t>router</w:t>
+            </w:r>
+            <w:proofErr w:type="spellEnd"/>
+            <w:r>
+              <w:rPr>
+                <w:sz w:val="22"/>
+              </w:rPr>
+              <w:t xml:space="preserve"> </w:t>
+            </w:r>
+            <w:proofErr w:type="spellStart"/>
+            <w:r>
+              <w:rPr>
+                <w:sz w:val="22"/>
+              </w:rPr>
+              <w:t>rip</w:t>
+            </w:r>
+            <w:proofErr w:type="spellEnd"/>
           </w:p>
         </w:tc>
         <w:tc>
@@ -2807,11 +2930,19 @@
             <w:pPr>
               <w:spacing w:after="60"/>
             </w:pPr>
-            <w:r>
-              <w:rPr>
-                <w:sz w:val="22"/>
-              </w:rPr>
-              <w:t>version 2</w:t>
+            <w:proofErr w:type="spellStart"/>
+            <w:r>
+              <w:rPr>
+                <w:sz w:val="22"/>
+              </w:rPr>
+              <w:t>version</w:t>
+            </w:r>
+            <w:proofErr w:type="spellEnd"/>
+            <w:r>
+              <w:rPr>
+                <w:sz w:val="22"/>
+              </w:rPr>
+              <w:t xml:space="preserve"> 2</w:t>
             </w:r>
           </w:p>
         </w:tc>
@@ -2843,11 +2974,19 @@
             <w:pPr>
               <w:spacing w:after="60"/>
             </w:pPr>
-            <w:r>
-              <w:rPr>
-                <w:sz w:val="22"/>
-              </w:rPr>
-              <w:t>network 192.168.10.0</w:t>
+            <w:proofErr w:type="spellStart"/>
+            <w:r>
+              <w:rPr>
+                <w:sz w:val="22"/>
+              </w:rPr>
+              <w:t>network</w:t>
+            </w:r>
+            <w:proofErr w:type="spellEnd"/>
+            <w:r>
+              <w:rPr>
+                <w:sz w:val="22"/>
+              </w:rPr>
+              <w:t xml:space="preserve"> 192.168.10.0</w:t>
             </w:r>
           </w:p>
         </w:tc>
@@ -2879,11 +3018,19 @@
             <w:pPr>
               <w:spacing w:after="60"/>
             </w:pPr>
-            <w:r>
-              <w:rPr>
-                <w:sz w:val="22"/>
-              </w:rPr>
-              <w:t>network 192.168.20.0</w:t>
+            <w:proofErr w:type="spellStart"/>
+            <w:r>
+              <w:rPr>
+                <w:sz w:val="22"/>
+              </w:rPr>
+              <w:t>network</w:t>
+            </w:r>
+            <w:proofErr w:type="spellEnd"/>
+            <w:r>
+              <w:rPr>
+                <w:sz w:val="22"/>
+              </w:rPr>
+              <w:t xml:space="preserve"> 192.168.20.0</w:t>
             </w:r>
           </w:p>
         </w:tc>
@@ -2915,12 +3062,28 @@
             <w:pPr>
               <w:spacing w:after="60"/>
             </w:pPr>
-            <w:r>
-              <w:rPr>
-                <w:sz w:val="22"/>
-              </w:rPr>
-              <w:t>no auto-summary</w:t>
-            </w:r>
+            <w:proofErr w:type="spellStart"/>
+            <w:r>
+              <w:rPr>
+                <w:sz w:val="22"/>
+              </w:rPr>
+              <w:t>no</w:t>
+            </w:r>
+            <w:proofErr w:type="spellEnd"/>
+            <w:r>
+              <w:rPr>
+                <w:sz w:val="22"/>
+              </w:rPr>
+              <w:t xml:space="preserve"> </w:t>
+            </w:r>
+            <w:proofErr w:type="spellStart"/>
+            <w:r>
+              <w:rPr>
+                <w:sz w:val="22"/>
+              </w:rPr>
+              <w:t>auto-summary</w:t>
+            </w:r>
+            <w:proofErr w:type="spellEnd"/>
           </w:p>
         </w:tc>
         <w:tc>
@@ -2936,13 +3099,7 @@
               <w:rPr>
                 <w:sz w:val="22"/>
               </w:rPr>
-              <w:t xml:space="preserve">Отключение автоматического </w:t>
-            </w:r>
-            <w:r>
-              <w:rPr>
-                <w:sz w:val="22"/>
-              </w:rPr>
-              <w:t>суммирования</w:t>
+              <w:t>Отключение автоматического суммирования</w:t>
             </w:r>
           </w:p>
         </w:tc>
@@ -2969,7 +3126,19 @@
         <w:rPr>
           <w:sz w:val="24"/>
         </w:rPr>
-        <w:t>В модели один маршрутизатор, поэтому обе подсети непосредственно подключены к нему. Для связи между ними используются подключённые маршруты; обмен маршрутами с соседним RIP-маршрутизатором в этой топологии отсутствует.</w:t>
+        <w:t>В модели один маршрутизатор, поэтому обе подсети непосредственно подключены к нему. Для связи между ними используются подключённые маршруты</w:t>
+      </w:r>
+      <w:r>
+        <w:rPr>
+          <w:sz w:val="24"/>
+        </w:rPr>
+        <w:t>,</w:t>
+      </w:r>
+      <w:r>
+        <w:rPr>
+          <w:sz w:val="24"/>
+        </w:rPr>
+        <w:t xml:space="preserve"> обмен маршрутами с соседним RIP-маршрутизатором в этой топологии отсутствует.</w:t>
       </w:r>
     </w:p>
     <w:p>
@@ -3027,13 +3196,7 @@
         <w:rPr>
           <w:sz w:val="28"/>
         </w:rPr>
-        <w:t>На</w:t>
-      </w:r>
-      <w:r>
-        <w:rPr>
-          <w:sz w:val="28"/>
-        </w:rPr>
-        <w:t xml:space="preserve"> Server1 включена служба DNS. Для сайтов добавлены записи типа A. На клиентах указан DNS-сервер 192.168.20.2. На обоих серверах включена служба HTTP и изменён файл index.html.</w:t>
+        <w:t>На Server1 включена служба DNS. Для сайтов добавлены записи типа A. На клиентах указан DNS-сервер 192.168.20.2. На обоих серверах включена служба HTTP и изменён файл index.html.</w:t>
       </w:r>
     </w:p>
     <w:p>
@@ -3243,7 +3406,7 @@
           <w:noProof/>
         </w:rPr>
         <w:pict w14:anchorId="551B82E1">
-          <v:shape id="Picture 3" o:spid="_x0000_i1025" type="#_x0000_t75" style="width:425.25pt;height:340.5pt;visibility:visible;mso-wrap-style:square">
+          <v:shape id="Picture 3" o:spid="_x0000_i1027" type="#_x0000_t75" style="width:425.3pt;height:340.7pt;visibility:visible;mso-wrap-style:square">
             <v:imagedata r:id="rId10" o:title=""/>
           </v:shape>
         </w:pict>
@@ -3282,7 +3445,21 @@
         <w:rPr>
           <w:sz w:val="28"/>
         </w:rPr>
-        <w:t>Веб-страницы содержат название сайта, сведения о лабораторной работе и взаимные ссылки. Английский текст используется для корректного отображения в Cisco Packet Tracer 5.3.</w:t>
+        <w:t xml:space="preserve">Веб-страницы содержат название сайта, сведения о лабораторной работе и взаимные ссылки. Английский текст используется для корректного отображения в Cisco Packet </w:t>
+      </w:r>
+      <w:proofErr w:type="spellStart"/>
+      <w:r>
+        <w:rPr>
+          <w:sz w:val="28"/>
+        </w:rPr>
+        <w:t>Tracer</w:t>
+      </w:r>
+      <w:proofErr w:type="spellEnd"/>
+      <w:r>
+        <w:rPr>
+          <w:sz w:val="28"/>
+        </w:rPr>
+        <w:t xml:space="preserve"> 5.3.</w:t>
       </w:r>
     </w:p>
     <w:p>
@@ -3325,14 +3502,7 @@
           <w:sz w:val="28"/>
         </w:rPr>
         <w:lastRenderedPageBreak/>
-        <w:t>Проверк</w:t>
-      </w:r>
-      <w:r>
-        <w:rPr>
-          <w:b/>
-          <w:sz w:val="28"/>
-        </w:rPr>
-        <w:t>а доступа из локальной сети</w:t>
+        <w:t>Проверка доступа из локальной сети</w:t>
       </w:r>
     </w:p>
     <w:p>
@@ -3356,7 +3526,21 @@
         <w:rPr>
           <w:sz w:val="28"/>
         </w:rPr>
-        <w:t>На PC0 в разделе Desktop открыт Web Browser. По адресу http://www.inter.net загружена изменённая страница внешнего сервера. Открытие сайта по имени подтверждает работу DNS, HTTP и шлюза между подсетями.</w:t>
+        <w:t xml:space="preserve">На PC0 в разделе Desktop открыт Web </w:t>
+      </w:r>
+      <w:proofErr w:type="spellStart"/>
+      <w:r>
+        <w:rPr>
+          <w:sz w:val="28"/>
+        </w:rPr>
+        <w:t>Browser</w:t>
+      </w:r>
+      <w:proofErr w:type="spellEnd"/>
+      <w:r>
+        <w:rPr>
+          <w:sz w:val="28"/>
+        </w:rPr>
+        <w:t>. По адресу http://www.inter.net загружена изменённая страница внешнего сервера. Открытие сайта по имени подтверждает работу DNS, HTTP и шлюза между подсетями.</w:t>
       </w:r>
     </w:p>
     <w:p>
@@ -3376,7 +3560,7 @@
           <w:noProof/>
         </w:rPr>
         <w:pict w14:anchorId="36C1A7F2">
-          <v:shape id="Picture 4" o:spid="_x0000_i1028" type="#_x0000_t75" style="width:453pt;height:363.75pt;visibility:visible;mso-wrap-style:square">
+          <v:shape id="Picture 4" o:spid="_x0000_i1028" type="#_x0000_t75" style="width:452.8pt;height:363.7pt;visibility:visible;mso-wrap-style:square">
             <v:imagedata r:id="rId11" o:title=""/>
           </v:shape>
         </w:pict>
@@ -3394,13 +3578,7 @@
         <w:rPr>
           <w:sz w:val="24"/>
         </w:rPr>
-        <w:t>Рисунок 4 – Сайт интерн</w:t>
-      </w:r>
-      <w:r>
-        <w:rPr>
-          <w:sz w:val="24"/>
-        </w:rPr>
-        <w:t>ет-сервера на PC0</w:t>
+        <w:t>Рисунок 4 – Сайт интернет-сервера на PC0</w:t>
       </w:r>
     </w:p>
     <w:p>
@@ -3521,13 +3699,7 @@
         <w:rPr>
           <w:sz w:val="28"/>
         </w:rPr>
-        <w:t>PC12 подключён к Switch5 во внешней подсети. На нём заданы IP-адрес 192.168.20.10, маска 255.255.255.0, шлюз 192.168.20.1 и DNS 192.168.20.2. В браузере успешно открыт http://www.company.local – сайт внутрен</w:t>
-      </w:r>
-      <w:r>
-        <w:rPr>
-          <w:sz w:val="28"/>
-        </w:rPr>
-        <w:t>него сервера организации.</w:t>
+        <w:t>PC12 подключён к Switch5 во внешней подсети. На нём заданы IP-адрес 192.168.20.10, маска 255.255.255.0, шлюз 192.168.20.1 и DNS 192.168.20.2. В браузере успешно открыт http://www.company.local – сайт внутреннего сервера организации.</w:t>
       </w:r>
     </w:p>
     <w:p>
@@ -3547,7 +3719,7 @@
           <w:noProof/>
         </w:rPr>
         <w:pict w14:anchorId="5DC5B2C9">
-          <v:shape id="Picture 5" o:spid="_x0000_i1027" type="#_x0000_t75" style="width:453pt;height:363.75pt;visibility:visible;mso-wrap-style:square">
+          <v:shape id="Picture 5" o:spid="_x0000_i1029" type="#_x0000_t75" style="width:452.8pt;height:363.7pt;visibility:visible;mso-wrap-style:square">
             <v:imagedata r:id="rId12" o:title=""/>
           </v:shape>
         </w:pict>
@@ -3653,8 +3825,17 @@
           <w:sz w:val="28"/>
         </w:rPr>
         <w:lastRenderedPageBreak/>
-        <w:t>Проверка связи командой ping</w:t>
-      </w:r>
+        <w:t xml:space="preserve">Проверка связи командой </w:t>
+      </w:r>
+      <w:proofErr w:type="spellStart"/>
+      <w:r>
+        <w:rPr>
+          <w:b/>
+          <w:sz w:val="28"/>
+        </w:rPr>
+        <w:t>ping</w:t>
+      </w:r>
+      <w:proofErr w:type="spellEnd"/>
     </w:p>
     <w:p>
       <w:pPr>
@@ -3677,13 +3858,35 @@
         <w:rPr>
           <w:sz w:val="28"/>
         </w:rPr>
-        <w:t xml:space="preserve">С PC0 выполнены ping 192.168.20.2 до интернет-сервера и ping 192.168.10.103 до Printer3. В обоих случаях получены четыре ответа из четырёх, потери </w:t>
-      </w:r>
-      <w:r>
-        <w:rPr>
-          <w:sz w:val="28"/>
-        </w:rPr>
-        <w:t>составили 0 %. Первый запрос проверяет передачу через шлюз, второй – связь с сетевым принтером внутри локальной сети.</w:t>
+        <w:t xml:space="preserve">С PC0 выполнены </w:t>
+      </w:r>
+      <w:proofErr w:type="spellStart"/>
+      <w:r>
+        <w:rPr>
+          <w:sz w:val="28"/>
+        </w:rPr>
+        <w:t>ping</w:t>
+      </w:r>
+      <w:proofErr w:type="spellEnd"/>
+      <w:r>
+        <w:rPr>
+          <w:sz w:val="28"/>
+        </w:rPr>
+        <w:t xml:space="preserve"> 192.168.20.2 до интернет-сервера и </w:t>
+      </w:r>
+      <w:proofErr w:type="spellStart"/>
+      <w:r>
+        <w:rPr>
+          <w:sz w:val="28"/>
+        </w:rPr>
+        <w:t>ping</w:t>
+      </w:r>
+      <w:proofErr w:type="spellEnd"/>
+      <w:r>
+        <w:rPr>
+          <w:sz w:val="28"/>
+        </w:rPr>
+        <w:t xml:space="preserve"> 192.168.10.103 до Printer3. В обоих случаях получены четыре ответа из четырёх, потери составили 0 %. Первый запрос проверяет передачу через шлюз, второй – связь с сетевым принтером внутри локальной сети.</w:t>
       </w:r>
     </w:p>
     <w:p>
@@ -3703,7 +3906,7 @@
           <w:noProof/>
         </w:rPr>
         <w:pict w14:anchorId="2754EB79">
-          <v:shape id="Picture 6" o:spid="_x0000_i1026" type="#_x0000_t75" style="width:453pt;height:363.75pt;visibility:visible;mso-wrap-style:square">
+          <v:shape id="Picture 6" o:spid="_x0000_i1030" type="#_x0000_t75" style="width:452.8pt;height:363.7pt;visibility:visible;mso-wrap-style:square">
             <v:imagedata r:id="rId13" o:title=""/>
           </v:shape>
         </w:pict>
@@ -3760,13 +3963,21 @@
         <w:rPr>
           <w:sz w:val="28"/>
         </w:rPr>
-        <w:t xml:space="preserve"> построение локальной сети и настроил адресацию, шлюз, DNS и HTTP. Пров</w:t>
-      </w:r>
-      <w:r>
-        <w:rPr>
-          <w:sz w:val="28"/>
-        </w:rPr>
-        <w:t>ерил связь командой ping и открытие сайтов из внутренней и внешней сетей. Закрепил навыки настройки сетевых устройств и серверных служб.</w:t>
+        <w:t xml:space="preserve"> построение локальной сети и настроил адресацию, шлюз, DNS и HTTP. Проверил связь командой </w:t>
+      </w:r>
+      <w:proofErr w:type="spellStart"/>
+      <w:r>
+        <w:rPr>
+          <w:sz w:val="28"/>
+        </w:rPr>
+        <w:t>ping</w:t>
+      </w:r>
+      <w:proofErr w:type="spellEnd"/>
+      <w:r>
+        <w:rPr>
+          <w:sz w:val="28"/>
+        </w:rPr>
+        <w:t xml:space="preserve"> и открытие сайтов из внутренней и внешней сетей. Закрепил навыки настройки сетевых устройств и серверных служб.</w:t>
       </w:r>
     </w:p>
     <w:p>
@@ -3819,19 +4030,7 @@
         <w:rPr>
           <w:sz w:val="28"/>
         </w:rPr>
-        <w:t xml:space="preserve">Одноранговые сети просты и недороги, но имеют распределённое </w:t>
-      </w:r>
-      <w:r>
-        <w:rPr>
-          <w:sz w:val="28"/>
-        </w:rPr>
-        <w:t>управление и сложнее защищаются при росте числа узлов. Сети с выделенным сервером обеспечивают централизованное управление и удобное совместное использование ресурсов, но требуют затрат на сервер и администрирование. Комбинированные сети совмещают оба подх</w:t>
-      </w:r>
-      <w:r>
-        <w:rPr>
-          <w:sz w:val="28"/>
-        </w:rPr>
-        <w:t>ода, сохраняя необходимость продуманного управления доступом.</w:t>
+        <w:t>Одноранговые сети просты и недороги, но имеют распределённое управление и сложнее защищаются при росте числа узлов. Сети с выделенным сервером обеспечивают централизованное управление и удобное совместное использование ресурсов, но требуют затрат на сервер и администрирование. Комбинированные сети совмещают оба подхода, сохраняя необходимость продуманного управления доступом.</w:t>
       </w:r>
     </w:p>
     <w:p>
@@ -3904,52 +4103,83 @@
           <w:sz w:val="28"/>
           <w:lang w:val="en-US"/>
         </w:rPr>
-        <w:t xml:space="preserve"> Windows NT W</w:t>
+        <w:t xml:space="preserve"> Windows NT Workstation, Windows 9x </w:t>
+      </w:r>
+      <w:r>
+        <w:rPr>
+          <w:sz w:val="28"/>
+        </w:rPr>
+        <w:t>и</w:t>
       </w:r>
       <w:r>
         <w:rPr>
           <w:sz w:val="28"/>
           <w:lang w:val="en-US"/>
         </w:rPr>
-        <w:t xml:space="preserve">orkstation, Windows 9x </w:t>
-      </w:r>
-      <w:r>
-        <w:rPr>
-          <w:sz w:val="28"/>
-        </w:rPr>
-        <w:t>и</w:t>
-      </w:r>
-      <w:r>
-        <w:rPr>
+        <w:t xml:space="preserve"> Windows 2000/XP.</w:t>
+      </w:r>
+    </w:p>
+    <w:p>
+      <w:pPr>
+        <w:keepNext/>
+        <w:spacing w:after="120" w:line="276" w:lineRule="auto"/>
+        <w:jc w:val="center"/>
+        <w:rPr>
+          <w:b/>
           <w:sz w:val="28"/>
           <w:lang w:val="en-US"/>
         </w:rPr>
-        <w:t xml:space="preserve"> Windows 2000/XP.</w:t>
-      </w:r>
+      </w:pPr>
     </w:p>
     <w:p>
       <w:pPr>
         <w:keepNext/>
         <w:spacing w:after="120" w:line="276" w:lineRule="auto"/>
         <w:jc w:val="center"/>
+      </w:pPr>
+      <w:r>
         <w:rPr>
           <w:b/>
           <w:sz w:val="28"/>
         </w:rPr>
-      </w:pPr>
+        <w:t>3 Выделенный сервер</w:t>
+      </w:r>
+    </w:p>
+    <w:p>
+      <w:pPr>
+        <w:spacing w:after="120" w:line="276" w:lineRule="auto"/>
+        <w:jc w:val="both"/>
+      </w:pPr>
+      <w:r>
+        <w:rPr>
+          <w:sz w:val="28"/>
+        </w:rPr>
+        <w:t>Выделенный сервер – компьютер, предназначенный для обслуживания запросов клиентов и предоставления сетевых ресурсов. Он не используется как обычная рабочая станция и настраивается под серверные задачи.</w:t>
+      </w:r>
     </w:p>
     <w:p>
       <w:pPr>
         <w:keepNext/>
         <w:spacing w:after="120" w:line="276" w:lineRule="auto"/>
         <w:jc w:val="center"/>
-      </w:pPr>
-      <w:r>
         <w:rPr>
           <w:b/>
           <w:sz w:val="28"/>
         </w:rPr>
-        <w:t>3 Выделенный сервер</w:t>
+      </w:pPr>
+    </w:p>
+    <w:p>
+      <w:pPr>
+        <w:keepNext/>
+        <w:spacing w:after="120" w:line="276" w:lineRule="auto"/>
+        <w:jc w:val="center"/>
+      </w:pPr>
+      <w:r>
+        <w:rPr>
+          <w:b/>
+          <w:sz w:val="28"/>
+        </w:rPr>
+        <w:t>4 Типы специализированных серверов</w:t>
       </w:r>
     </w:p>
     <w:p>
@@ -3961,13 +4191,7 @@
         <w:rPr>
           <w:sz w:val="28"/>
         </w:rPr>
-        <w:t xml:space="preserve">Выделенный сервер – компьютер, предназначенный для обслуживания запросов клиентов и предоставления сетевых ресурсов. Он не используется как обычная рабочая станция и настраивается под серверные </w:t>
-      </w:r>
-      <w:r>
-        <w:rPr>
-          <w:sz w:val="28"/>
-        </w:rPr>
-        <w:t>задачи.</w:t>
+        <w:t>К специализированным серверам относятся файловые серверы, серверы печати, приложений, баз данных, почты, веб-серверы, DNS, DHCP, серверы каталогов и коммуникационные серверы. Каждый тип обслуживает определённый набор сетевых задач.</w:t>
       </w:r>
     </w:p>
     <w:p>
@@ -3992,7 +4216,7 @@
           <w:b/>
           <w:sz w:val="28"/>
         </w:rPr>
-        <w:t>4 Типы специализированных серверов</w:t>
+        <w:t>5 Этапы построения локальной сети</w:t>
       </w:r>
     </w:p>
     <w:p>
@@ -4004,56 +4228,7 @@
         <w:rPr>
           <w:sz w:val="28"/>
         </w:rPr>
-        <w:t>К специализированным серверам относятся файловые серверы, серверы печати, приложений, баз данных, почты, веб-серверы, DNS, DHCP, серверы каталогов и коммуникационные серверы. Каждый тип обслуживает определённый на</w:t>
-      </w:r>
-      <w:r>
-        <w:rPr>
-          <w:sz w:val="28"/>
-        </w:rPr>
-        <w:t>бор сетевых задач.</w:t>
-      </w:r>
-    </w:p>
-    <w:p>
-      <w:pPr>
-        <w:keepNext/>
-        <w:spacing w:after="120" w:line="276" w:lineRule="auto"/>
-        <w:jc w:val="center"/>
-        <w:rPr>
-          <w:b/>
-          <w:sz w:val="28"/>
-        </w:rPr>
-      </w:pPr>
-    </w:p>
-    <w:p>
-      <w:pPr>
-        <w:keepNext/>
-        <w:spacing w:after="120" w:line="276" w:lineRule="auto"/>
-        <w:jc w:val="center"/>
-      </w:pPr>
-      <w:r>
-        <w:rPr>
-          <w:b/>
-          <w:sz w:val="28"/>
-        </w:rPr>
-        <w:t>5 Этапы построения локальной сети</w:t>
-      </w:r>
-    </w:p>
-    <w:p>
-      <w:pPr>
-        <w:spacing w:after="120" w:line="276" w:lineRule="auto"/>
-        <w:jc w:val="both"/>
-      </w:pPr>
-      <w:r>
-        <w:rPr>
-          <w:sz w:val="28"/>
-        </w:rPr>
-        <w:t>Основные этапы: обследование и проектирование, выбор и закупка оборудования, прокладка кабелей и монтаж, настройка устройств и программного обеспечения, тестирование сети, последующее обслуживание. При п</w:t>
-      </w:r>
-      <w:r>
-        <w:rPr>
-          <w:sz w:val="28"/>
-        </w:rPr>
-        <w:t>роектировании учитываются структура организации, количество пользователей, задачи, безопасность и возможности расширения.</w:t>
+        <w:t>Основные этапы: обследование и проектирование, выбор и закупка оборудования, прокладка кабелей и монтаж, настройка устройств и программного обеспечения, тестирование сети, последующее обслуживание. При проектировании учитываются структура организации, количество пользователей, задачи, безопасность и возможности расширения.</w:t>
       </w:r>
     </w:p>
     <w:sectPr>
